--- a/Java/Exercise/Arraylist/bài tập.docx
+++ b/Java/Exercise/Arraylist/bài tập.docx
@@ -268,6 +268,10 @@
         <w:t>k.         Sắp xếp a theo thứ tự tăng dần.</w:t>
       </w:r>
     </w:p>
+    <w:p/>
+    <w:p/>
+    <w:p/>
+    <w:p/>
     <w:p/>
     <w:sectPr>
       <w:pgSz w:w="12240" w:h="15840"/>
